--- a/example_articles/setting/Multiple/5.setting_Multiple_Other_publisher.docx
+++ b/example_articles/setting/Multiple/5.setting_Multiple_Other_publisher.docx
@@ -27,17 +27,17 @@
     </w:p>
     <w:p>
       <w:r>
-        <w:t>Source File: Other publishers/Files (500) (19).DOCX</w:t>
+        <w:t>Source file: Other publishers/Files (500) (19).DOCX</w:t>
       </w:r>
     </w:p>
     <w:p>
       <w:r>
-        <w:t>Raw locations result: ['East Germany']</w:t>
+        <w:t>Raw locations result, 'locations': ['East Germany']</w:t>
       </w:r>
     </w:p>
     <w:p>
       <w:r>
-        <w:t>setting_stand_flat (Standardized): Multiple</w:t>
+        <w:t>Standardized locations result, 'setting_stand_flat': Multiple</w:t>
       </w:r>
     </w:p>
     <w:p>

--- a/example_articles/setting/Multiple/5.setting_Multiple_Other_publisher.docx
+++ b/example_articles/setting/Multiple/5.setting_Multiple_Other_publisher.docx
@@ -7,7 +7,9 @@
         <w:pStyle w:val="Heading1"/>
       </w:pPr>
       <w:r>
-        <w:t>Hugs for Kissin's U.S. piano debut</w:t>
+        <w:t>Texas school earns its 'cool';</w:t>
+        <w:br/>
+        <w:t>District sees hope in fairer funding plan</w:t>
       </w:r>
     </w:p>
     <w:p>
@@ -17,22 +19,22 @@
     </w:p>
     <w:p>
       <w:r>
-        <w:t>Date: 1990-09-21</w:t>
+        <w:t>Date: 1990-08-28</w:t>
       </w:r>
     </w:p>
     <w:p>
       <w:r>
-        <w:t>Section: LIFE; Pg. 1D</w:t>
+        <w:t>Section: NEWS; Pg. 3A</w:t>
       </w:r>
     </w:p>
     <w:p>
       <w:r>
-        <w:t>Source file: Other publishers/Files (500) (19).DOCX</w:t>
+        <w:t>Source file: Other publishers/Files (500) (25).DOCX</w:t>
       </w:r>
     </w:p>
     <w:p>
       <w:r>
-        <w:t>Raw locations result, 'locations': ['East Germany']</w:t>
+        <w:t>Raw locations result, 'locations': ['Texas']</w:t>
       </w:r>
     </w:p>
     <w:p>
@@ -49,31 +51,61 @@
     </w:p>
     <w:p>
       <w:r>
-        <w:t>Soviet pianist Evgeny Kissin, making his U.S. debut this week, is being compared to all the greats - Rubinstein, Horowitz, Gilels.</w:t>
+        <w:t>A red-and-white banner boasting ''This School is Cool'' over the entrance to Edgewood High will have new meaning to the 1,200 students arriving for the start of classes today.</w:t>
         <w:br/>
-        <w:t>Fan clubs of young girls in Japan shower him with more gifts than he can take home. He has made a dozen recordings; many are best sellers.</w:t>
+        <w:t>Built in 1954, Edgewood is getting its first air conditioning, and just in time: Today's forecast is for a high near 98.</w:t>
         <w:br/>
-        <w:t>All of that, and he's only 18.</w:t>
+        <w:t>The 50 window air conditioners are the first spoils of Edgewood's long fight for equal educational funding.</w:t>
         <w:br/>
-        <w:t>His U.S. concerts - including performances with the New York Philharmonic today-, Saturday and Tuesday, a Sept. 30 recital of Schumann and Liszt at Carnegie Hall that will be recorded live by RCA, and an Oct. 7 recital in Chicago - will be covered by journalists from around the world.</w:t>
+        <w:t>''We undertook a battle that many people said we wouldn't win,'' says James Vasquez, 56, superintendent of Edgewood Independent School District. ''But we're stubborn people, proud people. A little backwater district like Edgewood has led the fight for better education in Texas.''</w:t>
         <w:br/>
-        <w:t>But Kissin doesn't seem overwhelmed. He's been dealing with this sort of thing almost since he began playing concerts at age 10. He doesn't even worry that his best-selling recordings will create impossible expectations. ''It's a wonderful stimulus,'' he says dryly.</w:t>
+        <w:t>The district, with 25 schools and 15,000 pupils, most of them Hispanic, is getting $ 6 million more from the state this year after winning a landmark case to change school financing.</w:t>
         <w:br/>
-        <w:t>Kissin knows he's good, but he doesn't take much credit for it. ''Being a concert pianist is something nature decided,'' he says in a combination of Russian and surprisingly clear English. ''It's the only thing that I can do, and it's what I like.''</w:t>
+        <w:t>The state Supreme Court ruled unanimously last fall that the school funding system was unconstitutional and ordered the Legislature to fix it.</w:t>
         <w:br/>
-        <w:t>Though confident at the keyboard, the lanky teen-ager is shy and a little awkward when away from it, which isn't often. With his touring and studies at Moscow's Gnesin Music Institute, his life is music.</w:t>
+        <w:t>Edgewood and other school systems had sued, saying the state's 100 poorest districts had an average of $ 2,978 per pupil a year, compared with $ 7,233 in the 100 wealthiest.</w:t>
         <w:br/>
-        <w:t>Scott Joplin rags are as light as his recreational playing gets. Aside from his eccentric taste for exotic food (he recently tried alligator), even his non-musical hobbies - reading Russian classics and playing chess - are pretty serious.</w:t>
+        <w:t>Such disparities have been found elsewhere. In June, New Jersey became the 12th state where courts overturned school financing systems. Nine more states have cases pending, and the 1990s may bring the battle to other spots.</w:t>
         <w:br/>
-        <w:t>You'd think he might be envious of kids with less reponsibility. ''No, it's vice versa,'' Kissin says. ''They envy me!''</w:t>
+        <w:t>''Recent victories by plaintiffs in Montana, Texas, Kentucky and New Jersey have inspired poor school districts to attempt to seek similar decisions from their respective state courts,'' says Arthur Wise, author of a report called ''Rich Schools, Poor Schools.''</w:t>
         <w:br/>
-        <w:t>He admits that can be a barrier to making friends, but only a small one: Having grown up in a working-class household (his father is an engineer), Kissin is unpretentious.</w:t>
+        <w:t>Nowhere has the fight required more vigilance than in Texas, where old ways are pitted against a skyrocketing Hispanic population that is beginning to assert itself.</w:t>
         <w:br/>
-        <w:t>He has little interest in taking all of the career opportunities he has. He could easily play 100 engagements a year but keeps it to 25. ''Who wants to play so much?'' he says. ''One concert would be repeating the other. I would not be able to say anything new with each performance.''</w:t>
+        <w:t>''It's like the death throes of a drowning man,'' says Vasquez. ''There's a lot of jerking and kicking as the old Texas fades into the sunset.''</w:t>
         <w:br/>
-        <w:t>Soviet food shortages are an enticement to tour abroad. Shopping bags from the super-deli Zabar's stand in the corner of his hotel room.</w:t>
+        <w:t>It took eight months and three special legislative sessions to work out a $ 528 million emergency funding plan.</w:t>
         <w:br/>
-        <w:t>But Kissin is excited by the upheaval in Soviet life. ''There were a few lost generations - when people lived by the book. But my generation will not be lost. I feel very special to be in the midst of this.''</w:t>
+        <w:t>Gov. Bill Clements, who vetoed two funding bills, finally OK'd the plan after a judge said he would act like Robin Hood, taking from rich schools and giving to poor.</w:t>
+        <w:br/>
+        <w:t>The plan raises the state sales tax a quarter-cent to fund poor districts without taking from well-off schools. But it fails to equalize funding.</w:t>
+        <w:br/>
+        <w:t>Rich districts get more tax money from high property values and industry. Poor districts usually have higher tax rates.</w:t>
+        <w:br/>
+        <w:t>Edgewood, a working-class area with little industry, high unemployment and home values in the $ 20,000 range, must raise its property tax rate 21% to meet its part of the plan.</w:t>
+        <w:br/>
+        <w:t>Edgewood and 12 other districts are asking the court to order the Legislature to find a better system. A ruling is due by October.</w:t>
+        <w:br/>
+        <w:t>With the new money already won, Edgewood has hiked teacher pay 8%. The rest is going for computers for fifth graders, air conditioners at Edgewood High and Stafford Elementary, science lab ventilation systems and construction at several schools.</w:t>
+        <w:br/>
+        <w:t>But there are few foreign language classes at the three high schools, and and sports facilities are inadequate.</w:t>
+        <w:br/>
+        <w:t>Teachers say shortcomings are obvious to students when they go to other schools for academic and sports contests.</w:t>
+        <w:br/>
+        <w:t>''They ask, 'Why don't we have tennis courts, why don't we have a track, why don't we have a complete football field?' '' says Margaret Arevalo, who has taught math for 17 years in the district.</w:t>
+        <w:br/>
+        <w:t>Parents first sued in 1968, claiming the Texas public school funding system was unconstitutional. The U.S. Supreme Court ruled the U.S. Constitution doesn't address equal education.</w:t>
+        <w:br/>
+        <w:t>But the Texas Constitution guarantees an ''efficient system of education,'' and in 1984, Edgewood took it to state court.</w:t>
+        <w:br/>
+        <w:t>Says Demetrio Rodriguez, 64, whose name was on the initial federal suit: ''We're pioneers in bringing out the problems of school funding. But we're not through. … Education belongs to all the citizens of Texas, not just rich ones.''</w:t>
+        <w:br/>
+        <w:t>Contributing: Anne Carey.</w:t>
+        <w:br/>
+        <w:br/>
+        <w:t>Notes</w:t>
+        <w:br/>
+        <w:br/>
+        <w:t>Accompanying story; Heat is up, violence too, as schools open doors</w:t>
         <w:br/>
         <w:br/>
         <w:t>Graphic</w:t>
@@ -81,7 +113,11 @@
         <w:br/>
         <w:t xml:space="preserve"> </w:t>
         <w:br/>
-        <w:t>PHOTO; color, Hanya Chlala (Evgeny Kissin)</w:t>
+        <w:t>b/w, Marty Baumann, USA TODAY (map, Texas); PHOTO; b/w, Bill Albrecht (James Vasquez)</w:t>
+        <w:br/>
+        <w:t xml:space="preserve"> </w:t>
+        <w:br/>
+        <w:t>CUTLINE: MORE TO GO AROUND: Edgewood school Superintendent James Vasquez stands at Hoelscher Elementary School, where new funding is being used for construction.</w:t>
       </w:r>
     </w:p>
     <w:sectPr>

--- a/example_articles/setting/Multiple/5.setting_Multiple_Other_publisher.docx
+++ b/example_articles/setting/Multiple/5.setting_Multiple_Other_publisher.docx
@@ -7,9 +7,7 @@
         <w:pStyle w:val="Heading1"/>
       </w:pPr>
       <w:r>
-        <w:t>Texas school earns its 'cool';</w:t>
-        <w:br/>
-        <w:t>District sees hope in fairer funding plan</w:t>
+        <w:t>TRUMP, BIDEN CAMPAIGNS ZERO IN ON PA.</w:t>
       </w:r>
     </w:p>
     <w:p>
@@ -19,22 +17,22 @@
     </w:p>
     <w:p>
       <w:r>
-        <w:t>Date: 1990-08-28</w:t>
+        <w:t>Date: 2020-10-25</w:t>
       </w:r>
     </w:p>
     <w:p>
       <w:r>
-        <w:t>Section: NEWS; Pg. 3A</w:t>
+        <w:t>Section: STATE; Pg. A-1</w:t>
       </w:r>
     </w:p>
     <w:p>
       <w:r>
-        <w:t>Source file: Other publishers/Files (500) (25).DOCX</w:t>
+        <w:t>Source file: Other publishers/Files (500) (5).DOCX</w:t>
       </w:r>
     </w:p>
     <w:p>
       <w:r>
-        <w:t>Raw locations result, 'locations': ['Texas']</w:t>
+        <w:t>Raw locations result, 'locations': ['Pennsylvania']</w:t>
       </w:r>
     </w:p>
     <w:p>
@@ -51,61 +49,65 @@
     </w:p>
     <w:p>
       <w:r>
-        <w:t>A red-and-white banner boasting ''This School is Cool'' over the entrance to Edgewood High will have new meaning to the 1,200 students arriving for the start of classes today.</w:t>
+        <w:t>Kickstarting a final 10-day blitz on the campaign trail before voters decide who wins the White House, President Donald Trump and Democrat Joe Biden continued to signal that the road to victory runs through Pennsylvania.</w:t>
         <w:br/>
-        <w:t>Built in 1954, Edgewood is getting its first air conditioning, and just in time: Today's forecast is for a high near 98.</w:t>
+        <w:t>On one end of the state on Saturday, Mr. Biden and his wife, Jill, hosted drive-in rallies in two of Philadelphia's collar counties that have seen big Democratic gains since 2016, where the former vice president made the case that Mr. Trump has no plan to combat COVID-19.</w:t>
         <w:br/>
-        <w:t>The 50 window air conditioners are the first spoils of Edgewood's long fight for equal educational funding.</w:t>
+        <w:t>On this side of the state, the Biden campaign deployed former primary competitor and progressive firebrand Bernie Sanders, I-Vt., to Pittsburgh to mobilize support among union workers and unify the party's wings under the common cause of defeating Mr. Trump.</w:t>
         <w:br/>
-        <w:t>''We undertook a battle that many people said we wouldn't win,'' says James Vasquez, 56, superintendent of Edgewood Independent School District. ''But we're stubborn people, proud people. A little backwater district like Edgewood has led the fight for better education in Texas.''</w:t>
+        <w:t>And on the phone lines here while their candidate was preparing for evening rallies one state over in Ohio, the Trump campaign again sought to convince moderate voters that the Democratic Party has become too radical - and would use the Biden administration as a conduit to ban fracking and destroy Pennsylvania's economy.</w:t>
         <w:br/>
-        <w:t>The district, with 25 schools and 15,000 pupils, most of them Hispanic, is getting $ 6 million more from the state this year after winning a landmark case to change school financing.</w:t>
+        <w:t>But all of Saturday's moving political pawns focused on one thing: The road to the White House likely will run through Pennsylvania and its 20 electoral votes. Both sides just had different ideas of what message is best to get them there.</w:t>
         <w:br/>
-        <w:t>The state Supreme Court ruled unanimously last fall that the school funding system was unconstitutional and ordered the Legislature to fix it.</w:t>
+        <w:t>With Mr. Biden eastward, Mr. Sanders had the west to himself and used it to rally campaign volunteers and members of the Service Employees International Union, Local 32BJ, in the morning, then rally voters - in their cars - at the Carrie Blast Furnaces site in Rankin alongside other progressive Democrats.</w:t>
         <w:br/>
-        <w:t>Edgewood and other school systems had sued, saying the state's 100 poorest districts had an average of $ 2,978 per pupil a year, compared with $ 7,233 in the 100 wealthiest.</w:t>
+        <w:t>The Vermont senator, who hadn't been to Pittsburgh since last year, when he was running for the Democratic primary nomination, focused his speeches on the growing urgency to address a working class in America that is in more desperation today than "at any time since the 1930s" - triggered by the COVID-19 pandemic but propped up on a system of inequality and worker degradation that he's talked about since the start of his political career.</w:t>
         <w:br/>
-        <w:t>Such disparities have been found elsewhere. In June, New Jersey became the 12th state where courts overturned school financing systems. Nine more states have cases pending, and the 1990s may bring the battle to other spots.</w:t>
+        <w:t>Mr. Sanders, insisting that the economy continues to work great for billionaires while tens of millions of workers are forced to live on "starvation wages," said Mr. Biden would raise the minimum wage, make it easier for workers to join unions, and provide 12 weeks of paid family and medical leave to all workers.</w:t>
         <w:br/>
-        <w:t>''Recent victories by plaintiffs in Montana, Texas, Kentucky and New Jersey have inspired poor school districts to attempt to seek similar decisions from their respective state courts,'' says Arthur Wise, author of a report called ''Rich Schools, Poor Schools.''</w:t>
+        <w:t>Of course, Mr. Sanders noted - at times - that he'd go farther than Mr. Biden on some issues, reminding the audience in Rankin that he supports Medicare for All, for example. But he kept bringing it back to the former vice president and how he believes Mr. Biden fundamentally understands the problems facing the U.S. and can work toward fixing them.</w:t>
         <w:br/>
-        <w:t>Nowhere has the fight required more vigilance than in Texas, where old ways are pitted against a skyrocketing Hispanic population that is beginning to assert itself.</w:t>
+        <w:t>The country should unify, too, Mr. Sanders said, around defeating the "most dangerous president in the modern history of this country."</w:t>
         <w:br/>
-        <w:t>''It's like the death throes of a drowning man,'' says Vasquez. ''There's a lot of jerking and kicking as the old Texas fades into the sunset.''</w:t>
+        <w:t>"Let me say to all people, not just progressives, but moderates and conservatives: I hope you all believe and understand that America cannot be a model for the world if we continue to have a president who's a pathological liar," Mr. Sanders said.</w:t>
         <w:br/>
-        <w:t>It took eight months and three special legislative sessions to work out a $ 528 million emergency funding plan.</w:t>
+        <w:t>To Mr. Trump's campaign flacks, it is Mr. Biden they're trying to paint as a liar and continued to do so during a news conference Saturday morning.</w:t>
         <w:br/>
-        <w:t>Gov. Bill Clements, who vetoed two funding bills, finally OK'd the plan after a judge said he would act like Robin Hood, taking from rich schools and giving to poor.</w:t>
+        <w:t>The call was focused - like much of the Trump campaign's energy has been in recent weeks - on Mr. Biden's energy policies, and how voters shouldn't believe him when he says he won't ban fracking.</w:t>
         <w:br/>
-        <w:t>The plan raises the state sales tax a quarter-cent to fund poor districts without taking from well-off schools. But it fails to equalize funding.</w:t>
+        <w:t>Campaign spokesman Tim Murtaugh, calling back to the final presidential debate Thursday, said Mr. Biden "let slip what he really thinks about killing the American energy industry" - and that it's clear the Democrat will cater to "environmental extremists" in his party to embrace a climate platform "further to the left than any in history."</w:t>
         <w:br/>
-        <w:t>Rich districts get more tax money from high property values and industry. Poor districts usually have higher tax rates.</w:t>
+        <w:t>Mr. Murtaugh said a ban on fracking - which Mr. Biden has repeatedly said he doesn't support - would shrink the U.S. economy and kill jobs in the energy industry, thousands of which are in Pennsylvania.</w:t>
         <w:br/>
-        <w:t>Edgewood, a working-class area with little industry, high unemployment and home values in the $ 20,000 range, must raise its property tax rate 21% to meet its part of the plan.</w:t>
+        <w:t>"Joe Biden is coming for their jobs, and the clock starts ticking if he's elected president," Mr. Murtaugh said.</w:t>
         <w:br/>
-        <w:t>Edgewood and 12 other districts are asking the court to order the Legislature to find a better system. A ruling is due by October.</w:t>
+        <w:t>The warnings didn't end there, as former U.S. Rep. Lou Barletta said the country would "fall into a deep depression" if it was forced to rely on foreign countries for energy again, and that Mr. Biden's goal of zero carbon emissions signals "a death sentence for the oil and gas industry here in Pennsylvania."</w:t>
         <w:br/>
-        <w:t>With the new money already won, Edgewood has hiked teacher pay 8%. The rest is going for computers for fifth graders, air conditioners at Edgewood High and Stafford Elementary, science lab ventilation systems and construction at several schools.</w:t>
+        <w:t>"Energy is the lifeline of Pennsylvania," Mr. Barletta said. "It's our future. Without energy, where does Pennsylvania go?"</w:t>
         <w:br/>
-        <w:t>But there are few foreign language classes at the three high schools, and and sports facilities are inadequate.</w:t>
+        <w:t>The Trump campaign's focus on fracking has intensified since the debate, and it has made its way onto the airwaves again in the shape of a 30-second spot featuring a fracking technician driving to work, with text on the screen warning of job loss in Western Pennsylvania under the energy policies of a Biden administration.</w:t>
         <w:br/>
-        <w:t>Teachers say shortcomings are obvious to students when they go to other schools for academic and sports contests.</w:t>
+        <w:t>Mr. Biden, who said in the debate that the oil industry "has to be replaced by renewable energy over time," supports transitioning to net-zero greenhouse gas emissions by 2050, banning oil subsidies and investing in methane leak reduction along pipelines - a platform that was crafted in the spirit of "unity" with supporters of Mr. Sanders, who challenged him for the party's nomination.</w:t>
         <w:br/>
-        <w:t>''They ask, 'Why don't we have tennis courts, why don't we have a track, why don't we have a complete football field?' '' says Margaret Arevalo, who has taught math for 17 years in the district.</w:t>
+        <w:t>In Bucks County on Saturday, Mr. Biden told the crowd, "Let me be clear also: I'm not banning fracking in Pennsylvania or anywhere else." He also claimed that southeastern Pennsylvania is warming faster than any other part of the state and that "[w]e can do something about it" before the time comes when floods start picking up along the Delaware River.</w:t>
         <w:br/>
-        <w:t>Parents first sued in 1968, claiming the Texas public school funding system was unconstitutional. The U.S. Supreme Court ruled the U.S. Constitution doesn't address equal education.</w:t>
+        <w:t>At his rallies, Mr. Biden - noting that the previous day recorded the highest number of single-day COVID-19 cases since the pandemic began - criticized Mr. Trump for his handling of the virus and hit the president and Republicans for failing to provide additional stimulus relief. He questioned why the Senate has the time to confirm a Supreme Court nominee instead of addressing the economic needs of local communities.</w:t>
         <w:br/>
-        <w:t>But the Texas Constitution guarantees an ''efficient system of education,'' and in 1984, Edgewood took it to state court.</w:t>
+        <w:t>"I'll tell you why - it's Trump's dream of wiping 'Obamacare' off the books," Mr. Biden said. "Because his nominee [Judge Amy Coney Barrett] has said in the past the law should be struck down."</w:t>
         <w:br/>
-        <w:t>Says Demetrio Rodriguez, 64, whose name was on the initial federal suit: ''We're pioneers in bringing out the problems of school funding. But we're not through. … Education belongs to all the citizens of Texas, not just rich ones.''</w:t>
+        <w:t>Mr. Biden's running mate, California Sen. Kamala Harris, was across the border in Ohio, where she stopped at an elections board location in Cleveland and spoke on the campus of Cuyahoga Community College, where she said America is "in the midst of a public health crisis, an economic crisis and a long overdue reckoning on racial injustice in America."</w:t>
         <w:br/>
-        <w:t>Contributing: Anne Carey.</w:t>
+        <w:t>"And on this issue, let's be clear, again: two very clear choices," Ms. Harris said. "On the one hand, you have Joe Biden, who has the courage and the commitment and the knowledge of America's history to speak the term 'Black lives matter.' On the other hand, you have a Donald Trump, who will never speak those words."</w:t>
+        <w:br/>
+        <w:t>Mr. Trump will hold rallies in Allentown, Lititz and Martinsburg on Monday, continuing a travel schedule to Pennsylvania that in recent weeks has included stops in Erie and Johnstown.</w:t>
+        <w:br/>
+        <w:t>Polls consistently show Mr. Biden with a lead in Pennsylvania, though Mr. Murtaugh said the Trump campaign doesn't believe them because public polling paid for by media outlets that have "spent the last four years trying to destroy and defeat President Trump" should not be taken as gospel.</w:t>
         <w:br/>
         <w:br/>
         <w:t>Notes</w:t>
         <w:br/>
         <w:br/>
-        <w:t>Accompanying story; Heat is up, violence too, as schools open doors</w:t>
+        <w:t>Julian Routh: jrouth@post-gazette.com</w:t>
         <w:br/>
         <w:br/>
         <w:t>Graphic</w:t>
@@ -113,11 +115,7 @@
         <w:br/>
         <w:t xml:space="preserve"> </w:t>
         <w:br/>
-        <w:t>b/w, Marty Baumann, USA TODAY (map, Texas); PHOTO; b/w, Bill Albrecht (James Vasquez)</w:t>
-        <w:br/>
-        <w:t xml:space="preserve"> </w:t>
-        <w:br/>
-        <w:t>CUTLINE: MORE TO GO AROUND: Edgewood school Superintendent James Vasquez stands at Hoelscher Elementary School, where new funding is being used for construction.</w:t>
+        <w:t>PHOTO: Alexandra Wimley/Post-Gazette: Vermont Sen. Bernie Sanders speaks during a drive-in car rally Saturday at the Carrie Furnaces site in Rankin to encourage people to vote for Democratic nominee Joe Biden in November's presidential election. \ \ PHOTO: Drew Angerer/Getty Images: Democratic presidential nominee Joe Biden speaks at a drive-in campaign rally at Dallas High School in Dallas, Pa., one of two campaign stops in the state Saturday.</w:t>
       </w:r>
     </w:p>
     <w:sectPr>
